--- a/Bertopic_metrics.docx
+++ b/Bertopic_metrics.docx
@@ -7,31 +7,7 @@
         <w:pStyle w:val="Title"/>
       </w:pPr>
       <w:r>
-        <w:t xml:space="preserve">Metrics</w:t>
-      </w:r>
-      <w:r>
-        <w:t xml:space="preserve"> </w:t>
-      </w:r>
-      <w:r>
-        <w:t xml:space="preserve">for</w:t>
-      </w:r>
-      <w:r>
-        <w:t xml:space="preserve"> </w:t>
-      </w:r>
-      <w:r>
-        <w:t xml:space="preserve">Evaluating</w:t>
-      </w:r>
-      <w:r>
-        <w:t xml:space="preserve"> </w:t>
-      </w:r>
-      <w:r>
-        <w:t xml:space="preserve">BERTopic</w:t>
-      </w:r>
-      <w:r>
-        <w:t xml:space="preserve"> </w:t>
-      </w:r>
-      <w:r>
-        <w:t xml:space="preserve">Models</w:t>
+        <w:t xml:space="preserve">Metrics for Evaluating BERTopic Models</w:t>
       </w:r>
     </w:p>
     <w:p>
@@ -39,25 +15,7 @@
         <w:pStyle w:val="Author"/>
       </w:pPr>
       <w:r>
-        <w:t xml:space="preserve">J.</w:t>
-      </w:r>
-      <w:r>
-        <w:t xml:space="preserve"> </w:t>
-      </w:r>
-      <w:r>
-        <w:t xml:space="preserve">van</w:t>
-      </w:r>
-      <w:r>
-        <w:t xml:space="preserve"> </w:t>
-      </w:r>
-      <w:r>
-        <w:t xml:space="preserve">der</w:t>
-      </w:r>
-      <w:r>
-        <w:t xml:space="preserve"> </w:t>
-      </w:r>
-      <w:r>
-        <w:t xml:space="preserve">Pol</w:t>
+        <w:t xml:space="preserve">J. van der Pol</w:t>
       </w:r>
     </w:p>
     <w:p>
@@ -68,7 +26,7 @@
         <w:t xml:space="preserve">2025-09-11</w:t>
       </w:r>
     </w:p>
-    <w:bookmarkStart w:id="29" w:name="bertopic-evaluation-metrics"/>
+    <w:bookmarkStart w:id="18" w:name="bertopic-evaluation-metrics"/>
     <w:p>
       <w:pPr>
         <w:pStyle w:val="Heading1"/>
@@ -122,7 +80,7 @@
         </w:pict>
       </w:r>
     </w:p>
-    <w:bookmarkStart w:id="22" w:name="topic-coherence"/>
+    <w:bookmarkStart w:id="11" w:name="topic-coherence"/>
     <w:p>
       <w:pPr>
         <w:pStyle w:val="Heading2"/>
@@ -131,7 +89,7 @@
         <w:t xml:space="preserve">Topic Coherence</w:t>
       </w:r>
     </w:p>
-    <w:bookmarkStart w:id="20" w:name="c_v-coherence"/>
+    <w:bookmarkStart w:id="9" w:name="c_v-coherence"/>
     <w:p>
       <w:pPr>
         <w:pStyle w:val="Heading3"/>
@@ -321,19 +279,21 @@
               </m:r>
             </m:sub>
           </m:sSub>
-          <m:d>
-            <m:dPr>
-              <m:begChr m:val="("/>
-              <m:endChr m:val=")"/>
-              <m:sepChr m:val=""/>
-              <m:grow/>
-            </m:dPr>
-            <m:e>
-              <m:r>
-                <m:t>t</m:t>
-              </m:r>
-            </m:e>
-          </m:d>
+          <m:r>
+            <m:rPr>
+              <m:sty m:val="p"/>
+            </m:rPr>
+            <m:t>(</m:t>
+          </m:r>
+          <m:r>
+            <m:t>t</m:t>
+          </m:r>
+          <m:r>
+            <m:rPr>
+              <m:sty m:val="p"/>
+            </m:rPr>
+            <m:t>)</m:t>
+          </m:r>
           <m:r>
             <m:rPr>
               <m:sty m:val="p"/>
@@ -353,28 +313,30 @@
               <m:r>
                 <m:t>m</m:t>
               </m:r>
-              <m:d>
-                <m:dPr>
-                  <m:begChr m:val="("/>
-                  <m:endChr m:val=")"/>
-                  <m:sepChr m:val=""/>
-                  <m:grow/>
-                </m:dPr>
-                <m:e>
-                  <m:r>
-                    <m:t>m</m:t>
-                  </m:r>
-                  <m:r>
-                    <m:rPr>
-                      <m:sty m:val="p"/>
-                    </m:rPr>
-                    <m:t>−</m:t>
-                  </m:r>
-                  <m:r>
-                    <m:t>1</m:t>
-                  </m:r>
-                </m:e>
-              </m:d>
+              <m:r>
+                <m:rPr>
+                  <m:sty m:val="p"/>
+                </m:rPr>
+                <m:t>(</m:t>
+              </m:r>
+              <m:r>
+                <m:t>m</m:t>
+              </m:r>
+              <m:r>
+                <m:rPr>
+                  <m:sty m:val="p"/>
+                </m:rPr>
+                <m:t>−</m:t>
+              </m:r>
+              <m:r>
+                <m:t>1</m:t>
+              </m:r>
+              <m:r>
+                <m:rPr>
+                  <m:sty m:val="p"/>
+                </m:rPr>
+                <m:t>)</m:t>
+              </m:r>
             </m:den>
           </m:f>
           <m:nary>
@@ -418,36 +380,38 @@
           <m:d>
             <m:dPr>
               <m:begChr m:val="("/>
+              <m:sepChr m:val=""/>
               <m:endChr m:val=")"/>
-              <m:sepChr m:val=""/>
               <m:grow/>
             </m:dPr>
             <m:e>
               <m:r>
                 <m:t>ϕ</m:t>
               </m:r>
-              <m:d>
-                <m:dPr>
-                  <m:begChr m:val="("/>
-                  <m:endChr m:val=")"/>
-                  <m:sepChr m:val=""/>
-                  <m:grow/>
-                </m:dPr>
+              <m:r>
+                <m:rPr>
+                  <m:sty m:val="p"/>
+                </m:rPr>
+                <m:t>(</m:t>
+              </m:r>
+              <m:sSub>
                 <m:e>
-                  <m:sSub>
-                    <m:e>
-                      <m:r>
-                        <m:t>w</m:t>
-                      </m:r>
-                    </m:e>
-                    <m:sub>
-                      <m:r>
-                        <m:t>i</m:t>
-                      </m:r>
-                    </m:sub>
-                  </m:sSub>
+                  <m:r>
+                    <m:t>w</m:t>
+                  </m:r>
                 </m:e>
-              </m:d>
+                <m:sub>
+                  <m:r>
+                    <m:t>i</m:t>
+                  </m:r>
+                </m:sub>
+              </m:sSub>
+              <m:r>
+                <m:rPr>
+                  <m:sty m:val="p"/>
+                </m:rPr>
+                <m:t>)</m:t>
+              </m:r>
               <m:r>
                 <m:rPr>
                   <m:sty m:val="p"/>
@@ -460,28 +424,30 @@
               <m:r>
                 <m:t>ϕ</m:t>
               </m:r>
-              <m:d>
-                <m:dPr>
-                  <m:begChr m:val="("/>
-                  <m:endChr m:val=")"/>
-                  <m:sepChr m:val=""/>
-                  <m:grow/>
-                </m:dPr>
+              <m:r>
+                <m:rPr>
+                  <m:sty m:val="p"/>
+                </m:rPr>
+                <m:t>(</m:t>
+              </m:r>
+              <m:sSub>
                 <m:e>
-                  <m:sSub>
-                    <m:e>
-                      <m:r>
-                        <m:t>w</m:t>
-                      </m:r>
-                    </m:e>
-                    <m:sub>
-                      <m:r>
-                        <m:t>j</m:t>
-                      </m:r>
-                    </m:sub>
-                  </m:sSub>
+                  <m:r>
+                    <m:t>w</m:t>
+                  </m:r>
                 </m:e>
-              </m:d>
+                <m:sub>
+                  <m:r>
+                    <m:t>j</m:t>
+                  </m:r>
+                </m:sub>
+              </m:sSub>
+              <m:r>
+                <m:rPr>
+                  <m:sty m:val="p"/>
+                </m:rPr>
+                <m:t>)</m:t>
+              </m:r>
             </m:e>
           </m:d>
         </m:oMath>
@@ -501,19 +467,21 @@
         <m:r>
           <m:t>ϕ</m:t>
         </m:r>
-        <m:d>
-          <m:dPr>
-            <m:begChr m:val="("/>
-            <m:endChr m:val=")"/>
-            <m:sepChr m:val=""/>
-            <m:grow/>
-          </m:dPr>
-          <m:e>
-            <m:r>
-              <m:t>w</m:t>
-            </m:r>
-          </m:e>
-        </m:d>
+        <m:r>
+          <m:rPr>
+            <m:sty m:val="p"/>
+          </m:rPr>
+          <m:t>(</m:t>
+        </m:r>
+        <m:r>
+          <m:t>w</m:t>
+        </m:r>
+        <m:r>
+          <m:rPr>
+            <m:sty m:val="p"/>
+          </m:rPr>
+          <m:t>)</m:t>
+        </m:r>
       </m:oMath>
       <w:r>
         <w:t xml:space="preserve"> </w:t>
@@ -615,19 +583,21 @@
             </m:sSub>
           </m:e>
         </m:nary>
-        <m:d>
-          <m:dPr>
-            <m:begChr m:val="("/>
-            <m:endChr m:val=")"/>
-            <m:sepChr m:val=""/>
-            <m:grow/>
-          </m:dPr>
-          <m:e>
-            <m:r>
-              <m:t>t</m:t>
-            </m:r>
-          </m:e>
-        </m:d>
+        <m:r>
+          <m:rPr>
+            <m:sty m:val="p"/>
+          </m:rPr>
+          <m:t>(</m:t>
+        </m:r>
+        <m:r>
+          <m:t>t</m:t>
+        </m:r>
+        <m:r>
+          <m:rPr>
+            <m:sty m:val="p"/>
+          </m:rPr>
+          <m:t>)</m:t>
+        </m:r>
       </m:oMath>
       <w:r>
         <w:t xml:space="preserve">.</w:t>
@@ -701,8 +671,8 @@
         </w:pict>
       </w:r>
     </w:p>
-    <w:bookmarkEnd w:id="20"/>
-    <w:bookmarkStart w:id="21" w:name="umass-coherence"/>
+    <w:bookmarkEnd w:id="9"/>
+    <w:bookmarkStart w:id="10" w:name="umass-coherence"/>
     <w:p>
       <w:pPr>
         <w:pStyle w:val="Heading3"/>
@@ -766,46 +736,48 @@
         <w:t xml:space="preserve"> </w:t>
       </w:r>
       <m:oMath>
-        <m:d>
-          <m:dPr>
-            <m:begChr m:val="("/>
-            <m:endChr m:val=")"/>
-            <m:sepChr m:val=""/>
-            <m:grow/>
-          </m:dPr>
+        <m:r>
+          <m:rPr>
+            <m:sty m:val="p"/>
+          </m:rPr>
+          <m:t>(</m:t>
+        </m:r>
+        <m:sSub>
           <m:e>
-            <m:sSub>
-              <m:e>
-                <m:r>
-                  <m:t>w</m:t>
-                </m:r>
-              </m:e>
-              <m:sub>
-                <m:r>
-                  <m:t>i</m:t>
-                </m:r>
-              </m:sub>
-            </m:sSub>
-            <m:r>
-              <m:rPr>
-                <m:sty m:val="p"/>
-              </m:rPr>
-              <m:t>,</m:t>
-            </m:r>
-            <m:sSub>
-              <m:e>
-                <m:r>
-                  <m:t>w</m:t>
-                </m:r>
-              </m:e>
-              <m:sub>
-                <m:r>
-                  <m:t>j</m:t>
-                </m:r>
-              </m:sub>
-            </m:sSub>
+            <m:r>
+              <m:t>w</m:t>
+            </m:r>
           </m:e>
-        </m:d>
+          <m:sub>
+            <m:r>
+              <m:t>i</m:t>
+            </m:r>
+          </m:sub>
+        </m:sSub>
+        <m:r>
+          <m:rPr>
+            <m:sty m:val="p"/>
+          </m:rPr>
+          <m:t>,</m:t>
+        </m:r>
+        <m:sSub>
+          <m:e>
+            <m:r>
+              <m:t>w</m:t>
+            </m:r>
+          </m:e>
+          <m:sub>
+            <m:r>
+              <m:t>j</m:t>
+            </m:r>
+          </m:sub>
+        </m:sSub>
+        <m:r>
+          <m:rPr>
+            <m:sty m:val="p"/>
+          </m:rPr>
+          <m:t>)</m:t>
+        </m:r>
       </m:oMath>
       <w:r>
         <w:t xml:space="preserve"> </w:t>
@@ -834,25 +806,7 @@
         <w:t xml:space="preserve"> </w:t>
       </w:r>
       <w:r>
-        <w:t xml:space="preserve">treated as a</w:t>
-      </w:r>
-      <w:r>
-        <w:t xml:space="preserve"> </w:t>
-      </w:r>
-      <w:r>
-        <w:t xml:space="preserve">“</w:t>
-      </w:r>
-      <w:r>
-        <w:t xml:space="preserve">conditioning</w:t>
-      </w:r>
-      <w:r>
-        <w:t xml:space="preserve">”</w:t>
-      </w:r>
-      <w:r>
-        <w:t xml:space="preserve"> </w:t>
-      </w:r>
-      <w:r>
-        <w:t xml:space="preserve">word), let:</w:t>
+        <w:t xml:space="preserve">treated as a “conditioning” word), let:</w:t>
       </w:r>
       <w:r>
         <w:br/>
@@ -867,28 +821,30 @@
         <m:r>
           <m:t>D</m:t>
         </m:r>
-        <m:d>
-          <m:dPr>
-            <m:begChr m:val="("/>
-            <m:endChr m:val=")"/>
-            <m:sepChr m:val=""/>
-            <m:grow/>
-          </m:dPr>
+        <m:r>
+          <m:rPr>
+            <m:sty m:val="p"/>
+          </m:rPr>
+          <m:t>(</m:t>
+        </m:r>
+        <m:sSub>
           <m:e>
-            <m:sSub>
-              <m:e>
-                <m:r>
-                  <m:t>w</m:t>
-                </m:r>
-              </m:e>
-              <m:sub>
-                <m:r>
-                  <m:t>j</m:t>
-                </m:r>
-              </m:sub>
-            </m:sSub>
+            <m:r>
+              <m:t>w</m:t>
+            </m:r>
           </m:e>
-        </m:d>
+          <m:sub>
+            <m:r>
+              <m:t>j</m:t>
+            </m:r>
+          </m:sub>
+        </m:sSub>
+        <m:r>
+          <m:rPr>
+            <m:sty m:val="p"/>
+          </m:rPr>
+          <m:t>)</m:t>
+        </m:r>
       </m:oMath>
       <w:r>
         <w:t xml:space="preserve"> </w:t>
@@ -926,46 +882,48 @@
         <m:r>
           <m:t>D</m:t>
         </m:r>
-        <m:d>
-          <m:dPr>
-            <m:begChr m:val="("/>
-            <m:endChr m:val=")"/>
-            <m:sepChr m:val=""/>
-            <m:grow/>
-          </m:dPr>
+        <m:r>
+          <m:rPr>
+            <m:sty m:val="p"/>
+          </m:rPr>
+          <m:t>(</m:t>
+        </m:r>
+        <m:sSub>
           <m:e>
-            <m:sSub>
-              <m:e>
-                <m:r>
-                  <m:t>w</m:t>
-                </m:r>
-              </m:e>
-              <m:sub>
-                <m:r>
-                  <m:t>i</m:t>
-                </m:r>
-              </m:sub>
-            </m:sSub>
-            <m:r>
-              <m:rPr>
-                <m:sty m:val="p"/>
-              </m:rPr>
-              <m:t>,</m:t>
-            </m:r>
-            <m:sSub>
-              <m:e>
-                <m:r>
-                  <m:t>w</m:t>
-                </m:r>
-              </m:e>
-              <m:sub>
-                <m:r>
-                  <m:t>j</m:t>
-                </m:r>
-              </m:sub>
-            </m:sSub>
+            <m:r>
+              <m:t>w</m:t>
+            </m:r>
           </m:e>
-        </m:d>
+          <m:sub>
+            <m:r>
+              <m:t>i</m:t>
+            </m:r>
+          </m:sub>
+        </m:sSub>
+        <m:r>
+          <m:rPr>
+            <m:sty m:val="p"/>
+          </m:rPr>
+          <m:t>,</m:t>
+        </m:r>
+        <m:sSub>
+          <m:e>
+            <m:r>
+              <m:t>w</m:t>
+            </m:r>
+          </m:e>
+          <m:sub>
+            <m:r>
+              <m:t>j</m:t>
+            </m:r>
+          </m:sub>
+        </m:sSub>
+        <m:r>
+          <m:rPr>
+            <m:sty m:val="p"/>
+          </m:rPr>
+          <m:t>)</m:t>
+        </m:r>
       </m:oMath>
       <w:r>
         <w:t xml:space="preserve"> </w:t>
@@ -1075,19 +1033,21 @@
               </m:r>
             </m:sub>
           </m:sSub>
-          <m:d>
-            <m:dPr>
-              <m:begChr m:val="("/>
-              <m:endChr m:val=")"/>
-              <m:sepChr m:val=""/>
-              <m:grow/>
-            </m:dPr>
-            <m:e>
-              <m:r>
-                <m:t>t</m:t>
-              </m:r>
-            </m:e>
-          </m:d>
+          <m:r>
+            <m:rPr>
+              <m:sty m:val="p"/>
+            </m:rPr>
+            <m:t>(</m:t>
+          </m:r>
+          <m:r>
+            <m:t>t</m:t>
+          </m:r>
+          <m:r>
+            <m:rPr>
+              <m:sty m:val="p"/>
+            </m:rPr>
+            <m:t>)</m:t>
+          </m:r>
           <m:r>
             <m:rPr>
               <m:sty m:val="p"/>
@@ -1107,28 +1067,30 @@
               <m:r>
                 <m:t>m</m:t>
               </m:r>
-              <m:d>
-                <m:dPr>
-                  <m:begChr m:val="("/>
-                  <m:endChr m:val=")"/>
-                  <m:sepChr m:val=""/>
-                  <m:grow/>
-                </m:dPr>
-                <m:e>
-                  <m:r>
-                    <m:t>m</m:t>
-                  </m:r>
-                  <m:r>
-                    <m:rPr>
-                      <m:sty m:val="p"/>
-                    </m:rPr>
-                    <m:t>−</m:t>
-                  </m:r>
-                  <m:r>
-                    <m:t>1</m:t>
-                  </m:r>
-                </m:e>
-              </m:d>
+              <m:r>
+                <m:rPr>
+                  <m:sty m:val="p"/>
+                </m:rPr>
+                <m:t>(</m:t>
+              </m:r>
+              <m:r>
+                <m:t>m</m:t>
+              </m:r>
+              <m:r>
+                <m:rPr>
+                  <m:sty m:val="p"/>
+                </m:rPr>
+                <m:t>−</m:t>
+              </m:r>
+              <m:r>
+                <m:t>1</m:t>
+              </m:r>
+              <m:r>
+                <m:rPr>
+                  <m:sty m:val="p"/>
+                </m:rPr>
+                <m:t>)</m:t>
+              </m:r>
             </m:den>
           </m:f>
           <m:nary>
@@ -1174,46 +1136,48 @@
               <m:r>
                 <m:t>D</m:t>
               </m:r>
-              <m:d>
-                <m:dPr>
-                  <m:begChr m:val="("/>
-                  <m:endChr m:val=")"/>
-                  <m:sepChr m:val=""/>
-                  <m:grow/>
-                </m:dPr>
+              <m:r>
+                <m:rPr>
+                  <m:sty m:val="p"/>
+                </m:rPr>
+                <m:t>(</m:t>
+              </m:r>
+              <m:sSub>
                 <m:e>
-                  <m:sSub>
-                    <m:e>
-                      <m:r>
-                        <m:t>w</m:t>
-                      </m:r>
-                    </m:e>
-                    <m:sub>
-                      <m:r>
-                        <m:t>i</m:t>
-                      </m:r>
-                    </m:sub>
-                  </m:sSub>
                   <m:r>
-                    <m:rPr>
-                      <m:sty m:val="p"/>
-                    </m:rPr>
-                    <m:t>,</m:t>
+                    <m:t>w</m:t>
                   </m:r>
-                  <m:sSub>
-                    <m:e>
-                      <m:r>
-                        <m:t>w</m:t>
-                      </m:r>
-                    </m:e>
-                    <m:sub>
-                      <m:r>
-                        <m:t>j</m:t>
-                      </m:r>
-                    </m:sub>
-                  </m:sSub>
                 </m:e>
-              </m:d>
+                <m:sub>
+                  <m:r>
+                    <m:t>i</m:t>
+                  </m:r>
+                </m:sub>
+              </m:sSub>
+              <m:r>
+                <m:rPr>
+                  <m:sty m:val="p"/>
+                </m:rPr>
+                <m:t>,</m:t>
+              </m:r>
+              <m:sSub>
+                <m:e>
+                  <m:r>
+                    <m:t>w</m:t>
+                  </m:r>
+                </m:e>
+                <m:sub>
+                  <m:r>
+                    <m:t>j</m:t>
+                  </m:r>
+                </m:sub>
+              </m:sSub>
+              <m:r>
+                <m:rPr>
+                  <m:sty m:val="p"/>
+                </m:rPr>
+                <m:t>)</m:t>
+              </m:r>
               <m:r>
                 <m:rPr>
                   <m:sty m:val="p"/>
@@ -1228,28 +1192,30 @@
               <m:r>
                 <m:t>D</m:t>
               </m:r>
-              <m:d>
-                <m:dPr>
-                  <m:begChr m:val="("/>
-                  <m:endChr m:val=")"/>
-                  <m:sepChr m:val=""/>
-                  <m:grow/>
-                </m:dPr>
+              <m:r>
+                <m:rPr>
+                  <m:sty m:val="p"/>
+                </m:rPr>
+                <m:t>(</m:t>
+              </m:r>
+              <m:sSub>
                 <m:e>
-                  <m:sSub>
-                    <m:e>
-                      <m:r>
-                        <m:t>w</m:t>
-                      </m:r>
-                    </m:e>
-                    <m:sub>
-                      <m:r>
-                        <m:t>j</m:t>
-                      </m:r>
-                    </m:sub>
-                  </m:sSub>
+                  <m:r>
+                    <m:t>w</m:t>
+                  </m:r>
                 </m:e>
-              </m:d>
+                <m:sub>
+                  <m:r>
+                    <m:t>j</m:t>
+                  </m:r>
+                </m:sub>
+              </m:sSub>
+              <m:r>
+                <m:rPr>
+                  <m:sty m:val="p"/>
+                </m:rPr>
+                <m:t>)</m:t>
+              </m:r>
             </m:den>
           </m:f>
         </m:oMath>
@@ -1359,9 +1325,9 @@
         </w:pict>
       </w:r>
     </w:p>
-    <w:bookmarkEnd w:id="21"/>
-    <w:bookmarkEnd w:id="22"/>
-    <w:bookmarkStart w:id="23" w:name="silhouette-score-clustering-quality"/>
+    <w:bookmarkEnd w:id="10"/>
+    <w:bookmarkEnd w:id="11"/>
+    <w:bookmarkStart w:id="12" w:name="silhouette-score-clustering-quality"/>
     <w:p>
       <w:pPr>
         <w:pStyle w:val="Heading2"/>
@@ -1442,19 +1408,21 @@
         <m:r>
           <m:t>a</m:t>
         </m:r>
-        <m:d>
-          <m:dPr>
-            <m:begChr m:val="("/>
-            <m:endChr m:val=")"/>
-            <m:sepChr m:val=""/>
-            <m:grow/>
-          </m:dPr>
-          <m:e>
-            <m:r>
-              <m:t>i</m:t>
-            </m:r>
-          </m:e>
-        </m:d>
+        <m:r>
+          <m:rPr>
+            <m:sty m:val="p"/>
+          </m:rPr>
+          <m:t>(</m:t>
+        </m:r>
+        <m:r>
+          <m:t>i</m:t>
+        </m:r>
+        <m:r>
+          <m:rPr>
+            <m:sty m:val="p"/>
+          </m:rPr>
+          <m:t>)</m:t>
+        </m:r>
       </m:oMath>
       <w:r>
         <w:t xml:space="preserve"> </w:t>
@@ -1491,19 +1459,21 @@
         <m:r>
           <m:t>b</m:t>
         </m:r>
-        <m:d>
-          <m:dPr>
-            <m:begChr m:val="("/>
-            <m:endChr m:val=")"/>
-            <m:sepChr m:val=""/>
-            <m:grow/>
-          </m:dPr>
-          <m:e>
-            <m:r>
-              <m:t>i</m:t>
-            </m:r>
-          </m:e>
-        </m:d>
+        <m:r>
+          <m:rPr>
+            <m:sty m:val="p"/>
+          </m:rPr>
+          <m:t>(</m:t>
+        </m:r>
+        <m:r>
+          <m:t>i</m:t>
+        </m:r>
+        <m:r>
+          <m:rPr>
+            <m:sty m:val="p"/>
+          </m:rPr>
+          <m:t>)</m:t>
+        </m:r>
       </m:oMath>
       <w:r>
         <w:t xml:space="preserve"> </w:t>
@@ -1540,19 +1510,21 @@
           <m:r>
             <m:t>s</m:t>
           </m:r>
-          <m:d>
-            <m:dPr>
-              <m:begChr m:val="("/>
-              <m:endChr m:val=")"/>
-              <m:sepChr m:val=""/>
-              <m:grow/>
-            </m:dPr>
-            <m:e>
-              <m:r>
-                <m:t>i</m:t>
-              </m:r>
-            </m:e>
-          </m:d>
+          <m:r>
+            <m:rPr>
+              <m:sty m:val="p"/>
+            </m:rPr>
+            <m:t>(</m:t>
+          </m:r>
+          <m:r>
+            <m:t>i</m:t>
+          </m:r>
+          <m:r>
+            <m:rPr>
+              <m:sty m:val="p"/>
+            </m:rPr>
+            <m:t>)</m:t>
+          </m:r>
           <m:r>
             <m:rPr>
               <m:sty m:val="p"/>
@@ -1567,19 +1539,21 @@
               <m:r>
                 <m:t>b</m:t>
               </m:r>
-              <m:d>
-                <m:dPr>
-                  <m:begChr m:val="("/>
-                  <m:endChr m:val=")"/>
-                  <m:sepChr m:val=""/>
-                  <m:grow/>
-                </m:dPr>
-                <m:e>
-                  <m:r>
-                    <m:t>i</m:t>
-                  </m:r>
-                </m:e>
-              </m:d>
+              <m:r>
+                <m:rPr>
+                  <m:sty m:val="p"/>
+                </m:rPr>
+                <m:t>(</m:t>
+              </m:r>
+              <m:r>
+                <m:t>i</m:t>
+              </m:r>
+              <m:r>
+                <m:rPr>
+                  <m:sty m:val="p"/>
+                </m:rPr>
+                <m:t>)</m:t>
+              </m:r>
               <m:r>
                 <m:rPr>
                   <m:sty m:val="p"/>
@@ -1589,19 +1563,21 @@
               <m:r>
                 <m:t>a</m:t>
               </m:r>
-              <m:d>
-                <m:dPr>
-                  <m:begChr m:val="("/>
-                  <m:endChr m:val=")"/>
-                  <m:sepChr m:val=""/>
-                  <m:grow/>
-                </m:dPr>
-                <m:e>
-                  <m:r>
-                    <m:t>i</m:t>
-                  </m:r>
-                </m:e>
-              </m:d>
+              <m:r>
+                <m:rPr>
+                  <m:sty m:val="p"/>
+                </m:rPr>
+                <m:t>(</m:t>
+              </m:r>
+              <m:r>
+                <m:t>i</m:t>
+              </m:r>
+              <m:r>
+                <m:rPr>
+                  <m:sty m:val="p"/>
+                </m:rPr>
+                <m:t>)</m:t>
+              </m:r>
             </m:num>
             <m:den>
               <m:r>
@@ -1619,19 +1595,21 @@
               <m:r>
                 <m:t>a</m:t>
               </m:r>
-              <m:d>
-                <m:dPr>
-                  <m:begChr m:val="("/>
-                  <m:endChr m:val=")"/>
-                  <m:sepChr m:val=""/>
-                  <m:grow/>
-                </m:dPr>
-                <m:e>
-                  <m:r>
-                    <m:t>i</m:t>
-                  </m:r>
-                </m:e>
-              </m:d>
+              <m:r>
+                <m:rPr>
+                  <m:sty m:val="p"/>
+                </m:rPr>
+                <m:t>(</m:t>
+              </m:r>
+              <m:r>
+                <m:t>i</m:t>
+              </m:r>
+              <m:r>
+                <m:rPr>
+                  <m:sty m:val="p"/>
+                </m:rPr>
+                <m:t>)</m:t>
+              </m:r>
               <m:r>
                 <m:rPr>
                   <m:sty m:val="p"/>
@@ -1644,19 +1622,21 @@
               <m:r>
                 <m:t>b</m:t>
               </m:r>
-              <m:d>
-                <m:dPr>
-                  <m:begChr m:val="("/>
-                  <m:endChr m:val=")"/>
-                  <m:sepChr m:val=""/>
-                  <m:grow/>
-                </m:dPr>
-                <m:e>
-                  <m:r>
-                    <m:t>i</m:t>
-                  </m:r>
-                </m:e>
-              </m:d>
+              <m:r>
+                <m:rPr>
+                  <m:sty m:val="p"/>
+                </m:rPr>
+                <m:t>(</m:t>
+              </m:r>
+              <m:r>
+                <m:t>i</m:t>
+              </m:r>
+              <m:r>
+                <m:rPr>
+                  <m:sty m:val="p"/>
+                </m:rPr>
+                <m:t>)</m:t>
+              </m:r>
               <m:r>
                 <m:rPr>
                   <m:sty m:val="p"/>
@@ -1671,34 +1651,36 @@
             </m:rPr>
             <m:t>∈</m:t>
           </m:r>
-          <m:d>
-            <m:dPr>
-              <m:begChr m:val="["/>
-              <m:endChr m:val="]"/>
-              <m:sepChr m:val=""/>
-              <m:grow/>
-            </m:dPr>
-            <m:e>
-              <m:r>
-                <m:rPr>
-                  <m:sty m:val="p"/>
-                </m:rPr>
-                <m:t>−</m:t>
-              </m:r>
-              <m:r>
-                <m:t>1</m:t>
-              </m:r>
-              <m:r>
-                <m:rPr>
-                  <m:sty m:val="p"/>
-                </m:rPr>
-                <m:t>,</m:t>
-              </m:r>
-              <m:r>
-                <m:t>1</m:t>
-              </m:r>
-            </m:e>
-          </m:d>
+          <m:r>
+            <m:rPr>
+              <m:sty m:val="p"/>
+            </m:rPr>
+            <m:t>[</m:t>
+          </m:r>
+          <m:r>
+            <m:rPr>
+              <m:sty m:val="p"/>
+            </m:rPr>
+            <m:t>−</m:t>
+          </m:r>
+          <m:r>
+            <m:t>1</m:t>
+          </m:r>
+          <m:r>
+            <m:rPr>
+              <m:sty m:val="p"/>
+            </m:rPr>
+            <m:t>,</m:t>
+          </m:r>
+          <m:r>
+            <m:t>1</m:t>
+          </m:r>
+          <m:r>
+            <m:rPr>
+              <m:sty m:val="p"/>
+            </m:rPr>
+            <m:t>]</m:t>
+          </m:r>
           <m:r>
             <m:rPr>
               <m:sty m:val="p"/>
@@ -1722,19 +1704,21 @@
         <m:r>
           <m:t>s</m:t>
         </m:r>
-        <m:d>
-          <m:dPr>
-            <m:begChr m:val="("/>
-            <m:endChr m:val=")"/>
-            <m:sepChr m:val=""/>
-            <m:grow/>
-          </m:dPr>
-          <m:e>
-            <m:r>
-              <m:t>i</m:t>
-            </m:r>
-          </m:e>
-        </m:d>
+        <m:r>
+          <m:rPr>
+            <m:sty m:val="p"/>
+          </m:rPr>
+          <m:t>(</m:t>
+        </m:r>
+        <m:r>
+          <m:t>i</m:t>
+        </m:r>
+        <m:r>
+          <m:rPr>
+            <m:sty m:val="p"/>
+          </m:rPr>
+          <m:t>)</m:t>
+        </m:r>
       </m:oMath>
       <w:r>
         <w:t xml:space="preserve"> </w:t>
@@ -1798,28 +1782,30 @@
               </m:r>
             </m:sub>
           </m:sSub>
-          <m:d>
-            <m:dPr>
-              <m:begChr m:val="("/>
-              <m:endChr m:val=")"/>
-              <m:sepChr m:val=""/>
-              <m:grow/>
-            </m:dPr>
-            <m:e>
-              <m:r>
-                <m:t>x</m:t>
-              </m:r>
-              <m:r>
-                <m:rPr>
-                  <m:sty m:val="p"/>
-                </m:rPr>
-                <m:t>,</m:t>
-              </m:r>
-              <m:r>
-                <m:t>y</m:t>
-              </m:r>
-            </m:e>
-          </m:d>
+          <m:r>
+            <m:rPr>
+              <m:sty m:val="p"/>
+            </m:rPr>
+            <m:t>(</m:t>
+          </m:r>
+          <m:r>
+            <m:t>x</m:t>
+          </m:r>
+          <m:r>
+            <m:rPr>
+              <m:sty m:val="p"/>
+            </m:rPr>
+            <m:t>,</m:t>
+          </m:r>
+          <m:r>
+            <m:t>y</m:t>
+          </m:r>
+          <m:r>
+            <m:rPr>
+              <m:sty m:val="p"/>
+            </m:rPr>
+            <m:t>)</m:t>
+          </m:r>
           <m:r>
             <m:rPr>
               <m:sty m:val="p"/>
@@ -1995,8 +1981,8 @@
         </w:pict>
       </w:r>
     </w:p>
-    <w:bookmarkEnd w:id="23"/>
-    <w:bookmarkStart w:id="24" w:name="topic-diversity-unique-top-words-ratio"/>
+    <w:bookmarkEnd w:id="12"/>
+    <w:bookmarkStart w:id="13" w:name="topic-diversity-unique-top-words-ratio"/>
     <w:p>
       <w:pPr>
         <w:pStyle w:val="Heading2"/>
@@ -2127,8 +2113,8 @@
               <m:d>
                 <m:dPr>
                   <m:begChr m:val="|"/>
+                  <m:sepChr m:val=""/>
                   <m:endChr m:val="|"/>
-                  <m:sepChr m:val=""/>
                   <m:grow/>
                 </m:dPr>
                 <m:e>
@@ -2181,19 +2167,21 @@
                       </m:r>
                     </m:sub>
                   </m:sSub>
-                  <m:d>
-                    <m:dPr>
-                      <m:begChr m:val="("/>
-                      <m:endChr m:val=")"/>
-                      <m:sepChr m:val=""/>
-                      <m:grow/>
-                    </m:dPr>
-                    <m:e>
-                      <m:r>
-                        <m:t>t</m:t>
-                      </m:r>
-                    </m:e>
-                  </m:d>
+                  <m:r>
+                    <m:rPr>
+                      <m:sty m:val="p"/>
+                    </m:rPr>
+                    <m:t>(</m:t>
+                  </m:r>
+                  <m:r>
+                    <m:t>t</m:t>
+                  </m:r>
+                  <m:r>
+                    <m:rPr>
+                      <m:sty m:val="p"/>
+                    </m:rPr>
+                    <m:t>)</m:t>
+                  </m:r>
                 </m:e>
               </m:d>
             </m:num>
@@ -2218,28 +2206,30 @@
             </m:rPr>
             <m:t>∈</m:t>
           </m:r>
-          <m:d>
-            <m:dPr>
-              <m:begChr m:val="["/>
-              <m:endChr m:val="]"/>
-              <m:sepChr m:val=""/>
-              <m:grow/>
-            </m:dPr>
-            <m:e>
-              <m:r>
-                <m:t>0</m:t>
-              </m:r>
-              <m:r>
-                <m:rPr>
-                  <m:sty m:val="p"/>
-                </m:rPr>
-                <m:t>,</m:t>
-              </m:r>
-              <m:r>
-                <m:t>1</m:t>
-              </m:r>
-            </m:e>
-          </m:d>
+          <m:r>
+            <m:rPr>
+              <m:sty m:val="p"/>
+            </m:rPr>
+            <m:t>[</m:t>
+          </m:r>
+          <m:r>
+            <m:t>0</m:t>
+          </m:r>
+          <m:r>
+            <m:rPr>
+              <m:sty m:val="p"/>
+            </m:rPr>
+            <m:t>,</m:t>
+          </m:r>
+          <m:r>
+            <m:t>1</m:t>
+          </m:r>
+          <m:r>
+            <m:rPr>
+              <m:sty m:val="p"/>
+            </m:rPr>
+            <m:t>]</m:t>
+          </m:r>
           <m:r>
             <m:rPr>
               <m:sty m:val="p"/>
@@ -2290,8 +2280,8 @@
         </w:pict>
       </w:r>
     </w:p>
-    <w:bookmarkEnd w:id="24"/>
-    <w:bookmarkStart w:id="25" w:name="cluster-size-statistics"/>
+    <w:bookmarkEnd w:id="13"/>
+    <w:bookmarkStart w:id="14" w:name="cluster-size-statistics"/>
     <w:p>
       <w:pPr>
         <w:pStyle w:val="Heading2"/>
@@ -2689,8 +2679,8 @@
         </w:pict>
       </w:r>
     </w:p>
-    <w:bookmarkEnd w:id="25"/>
-    <w:bookmarkStart w:id="26" w:name="topic-entropy-normalized"/>
+    <w:bookmarkEnd w:id="14"/>
+    <w:bookmarkStart w:id="15" w:name="topic-entropy-normalized"/>
     <w:p>
       <w:pPr>
         <w:pStyle w:val="Heading2"/>
@@ -3032,28 +3022,30 @@
             </m:rPr>
             <m:t>∈</m:t>
           </m:r>
-          <m:d>
-            <m:dPr>
-              <m:begChr m:val="["/>
-              <m:endChr m:val="]"/>
-              <m:sepChr m:val=""/>
-              <m:grow/>
-            </m:dPr>
-            <m:e>
-              <m:r>
-                <m:t>0</m:t>
-              </m:r>
-              <m:r>
-                <m:rPr>
-                  <m:sty m:val="p"/>
-                </m:rPr>
-                <m:t>,</m:t>
-              </m:r>
-              <m:r>
-                <m:t>1</m:t>
-              </m:r>
-            </m:e>
-          </m:d>
+          <m:r>
+            <m:rPr>
+              <m:sty m:val="p"/>
+            </m:rPr>
+            <m:t>[</m:t>
+          </m:r>
+          <m:r>
+            <m:t>0</m:t>
+          </m:r>
+          <m:r>
+            <m:rPr>
+              <m:sty m:val="p"/>
+            </m:rPr>
+            <m:t>,</m:t>
+          </m:r>
+          <m:r>
+            <m:t>1</m:t>
+          </m:r>
+          <m:r>
+            <m:rPr>
+              <m:sty m:val="p"/>
+            </m:rPr>
+            <m:t>]</m:t>
+          </m:r>
           <m:r>
             <m:rPr>
               <m:sty m:val="p"/>
@@ -3126,22 +3118,7 @@
         <w:pStyle w:val="BodyText"/>
       </w:pPr>
       <w:r>
-        <w:t xml:space="preserve">Balance is not always</w:t>
-      </w:r>
-      <w:r>
-        <w:t xml:space="preserve"> </w:t>
-      </w:r>
-      <w:r>
-        <w:t xml:space="preserve">“</w:t>
-      </w:r>
-      <w:r>
-        <w:t xml:space="preserve">better</w:t>
-      </w:r>
-      <w:r>
-        <w:t xml:space="preserve">”</w:t>
-      </w:r>
-      <w:r>
-        <w:t xml:space="preserve">—aim for a distribution that matches domain expectations.</w:t>
+        <w:t xml:space="preserve">Balance is not always “better”—aim for a distribution that matches domain expectations.</w:t>
       </w:r>
     </w:p>
     <w:p>
@@ -3151,8 +3128,8 @@
         </w:pict>
       </w:r>
     </w:p>
-    <w:bookmarkEnd w:id="26"/>
-    <w:bookmarkStart w:id="27" w:name="practical-reading-guide"/>
+    <w:bookmarkEnd w:id="15"/>
+    <w:bookmarkStart w:id="16" w:name="practical-reading-guide"/>
     <w:p>
       <w:pPr>
         <w:pStyle w:val="Heading2"/>
@@ -3322,8 +3299,8 @@
         </w:pict>
       </w:r>
     </w:p>
-    <w:bookmarkEnd w:id="27"/>
-    <w:bookmarkStart w:id="28" w:name="typical-ranges-rule-of-thumb"/>
+    <w:bookmarkEnd w:id="16"/>
+    <w:bookmarkStart w:id="17" w:name="typical-ranges-rule-of-thumb"/>
     <w:p>
       <w:pPr>
         <w:pStyle w:val="Heading2"/>
@@ -3461,34 +3438,36 @@
         <w:t xml:space="preserve"> </w:t>
       </w:r>
       <m:oMath>
-        <m:d>
-          <m:dPr>
-            <m:begChr m:val="["/>
-            <m:endChr m:val="]"/>
-            <m:sepChr m:val=""/>
-            <m:grow/>
-          </m:dPr>
-          <m:e>
-            <m:r>
-              <m:rPr>
-                <m:sty m:val="p"/>
-              </m:rPr>
-              <m:t>−</m:t>
-            </m:r>
-            <m:r>
-              <m:t>1</m:t>
-            </m:r>
-            <m:r>
-              <m:rPr>
-                <m:sty m:val="p"/>
-              </m:rPr>
-              <m:t>,</m:t>
-            </m:r>
-            <m:r>
-              <m:t>1</m:t>
-            </m:r>
-          </m:e>
-        </m:d>
+        <m:r>
+          <m:rPr>
+            <m:sty m:val="p"/>
+          </m:rPr>
+          <m:t>[</m:t>
+        </m:r>
+        <m:r>
+          <m:rPr>
+            <m:sty m:val="p"/>
+          </m:rPr>
+          <m:t>−</m:t>
+        </m:r>
+        <m:r>
+          <m:t>1</m:t>
+        </m:r>
+        <m:r>
+          <m:rPr>
+            <m:sty m:val="p"/>
+          </m:rPr>
+          <m:t>,</m:t>
+        </m:r>
+        <m:r>
+          <m:t>1</m:t>
+        </m:r>
+        <m:r>
+          <m:rPr>
+            <m:sty m:val="p"/>
+          </m:rPr>
+          <m:t>]</m:t>
+        </m:r>
       </m:oMath>
       <w:r>
         <w:t xml:space="preserve">;</w:t>
@@ -3553,28 +3532,30 @@
         <w:t xml:space="preserve"> </w:t>
       </w:r>
       <m:oMath>
-        <m:d>
-          <m:dPr>
-            <m:begChr m:val="["/>
-            <m:endChr m:val="]"/>
-            <m:sepChr m:val=""/>
-            <m:grow/>
-          </m:dPr>
-          <m:e>
-            <m:r>
-              <m:t>0</m:t>
-            </m:r>
-            <m:r>
-              <m:rPr>
-                <m:sty m:val="p"/>
-              </m:rPr>
-              <m:t>,</m:t>
-            </m:r>
-            <m:r>
-              <m:t>1</m:t>
-            </m:r>
-          </m:e>
-        </m:d>
+        <m:r>
+          <m:rPr>
+            <m:sty m:val="p"/>
+          </m:rPr>
+          <m:t>[</m:t>
+        </m:r>
+        <m:r>
+          <m:t>0</m:t>
+        </m:r>
+        <m:r>
+          <m:rPr>
+            <m:sty m:val="p"/>
+          </m:rPr>
+          <m:t>,</m:t>
+        </m:r>
+        <m:r>
+          <m:t>1</m:t>
+        </m:r>
+        <m:r>
+          <m:rPr>
+            <m:sty m:val="p"/>
+          </m:rPr>
+          <m:t>]</m:t>
+        </m:r>
       </m:oMath>
       <w:r>
         <w:t xml:space="preserve">;</w:t>
@@ -3619,28 +3600,30 @@
         <w:t xml:space="preserve"> </w:t>
       </w:r>
       <m:oMath>
-        <m:d>
-          <m:dPr>
-            <m:begChr m:val="["/>
-            <m:endChr m:val="]"/>
-            <m:sepChr m:val=""/>
-            <m:grow/>
-          </m:dPr>
-          <m:e>
-            <m:r>
-              <m:t>0</m:t>
-            </m:r>
-            <m:r>
-              <m:rPr>
-                <m:sty m:val="p"/>
-              </m:rPr>
-              <m:t>,</m:t>
-            </m:r>
-            <m:r>
-              <m:t>1</m:t>
-            </m:r>
-          </m:e>
-        </m:d>
+        <m:r>
+          <m:rPr>
+            <m:sty m:val="p"/>
+          </m:rPr>
+          <m:t>[</m:t>
+        </m:r>
+        <m:r>
+          <m:t>0</m:t>
+        </m:r>
+        <m:r>
+          <m:rPr>
+            <m:sty m:val="p"/>
+          </m:rPr>
+          <m:t>,</m:t>
+        </m:r>
+        <m:r>
+          <m:t>1</m:t>
+        </m:r>
+        <m:r>
+          <m:rPr>
+            <m:sty m:val="p"/>
+          </m:rPr>
+          <m:t>]</m:t>
+        </m:r>
       </m:oMath>
       <w:r>
         <w:t xml:space="preserve">; closer to</w:t>
@@ -3682,9 +3665,13 @@
         <w:t xml:space="preserve">Use these together—no single metric tells the whole story.</w:t>
       </w:r>
     </w:p>
-    <w:bookmarkEnd w:id="28"/>
-    <w:bookmarkEnd w:id="29"/>
-    <w:sectPr/>
+    <w:bookmarkEnd w:id="17"/>
+    <w:bookmarkEnd w:id="18"/>
+    <w:sectPr>
+      <w:footnotePr>
+        <w:numRestart w:val="eachSect"/>
+      </w:footnotePr>
+    </w:sectPr>
   </w:body>
 </w:document>
 </file>
@@ -3913,10 +3900,10 @@
   <w:docDefaults>
     <w:rPrDefault>
       <w:rPr>
-        <w:rFonts w:asciiTheme="minorHAnsi" w:cstheme="minorBidi" w:eastAsiaTheme="minorHAnsi" w:hAnsiTheme="minorHAnsi"/>
+        <w:rFonts w:asciiTheme="minorHAnsi" w:cstheme="minorBidi" w:eastAsiaTheme="minorEastAsia" w:hAnsiTheme="minorHAnsi"/>
         <w:sz w:val="24"/>
         <w:szCs w:val="24"/>
-        <w:lang w:bidi="ar-SA" w:eastAsia="en-US" w:val="en-US"/>
+        <w:lang w:bidi="ar-SA" w:eastAsia="zh-CN" w:val="en-US"/>
       </w:rPr>
     </w:rPrDefault>
     <w:pPrDefault>
@@ -3968,8 +3955,6 @@
     </w:pPr>
     <w:rPr>
       <w:rFonts w:asciiTheme="majorHAnsi" w:cstheme="majorBidi" w:eastAsiaTheme="majorEastAsia" w:hAnsiTheme="majorHAnsi"/>
-      <w:spacing w:val="-10"/>
-      <w:kern w:val="28"/>
       <w:sz w:val="56"/>
       <w:szCs w:val="56"/>
     </w:rPr>
@@ -3982,15 +3967,13 @@
     <w:rsid w:val="00A10FD9"/>
     <w:rPr>
       <w:rFonts w:asciiTheme="majorHAnsi" w:cstheme="majorBidi" w:eastAsiaTheme="majorEastAsia" w:hAnsiTheme="majorHAnsi"/>
-      <w:spacing w:val="-10"/>
-      <w:kern w:val="28"/>
       <w:sz w:val="56"/>
       <w:szCs w:val="56"/>
     </w:rPr>
   </w:style>
   <w:style w:styleId="Subtitle" w:type="paragraph">
     <w:name w:val="Subtitle"/>
-    <w:basedOn w:val="Normal"/>
+    <w:basedOn w:val="Title"/>
     <w:next w:val="BodyText"/>
     <w:link w:val="SubtitleChar"/>
     <w:uiPriority w:val="11"/>
@@ -4003,7 +3986,6 @@
     </w:pPr>
     <w:rPr>
       <w:rFonts w:cstheme="majorBidi" w:eastAsiaTheme="majorEastAsia"/>
-      <w:color w:themeColor="text1" w:themeTint="A6" w:val="595959"/>
       <w:spacing w:val="15"/>
       <w:sz w:val="28"/>
       <w:szCs w:val="28"/>
@@ -4025,23 +4007,31 @@
   </w:style>
   <w:style w:customStyle="1" w:styleId="Author" w:type="paragraph">
     <w:name w:val="Author"/>
+    <w:basedOn w:val="Title"/>
     <w:next w:val="BodyText"/>
     <w:qFormat/>
     <w:pPr>
       <w:keepNext/>
       <w:keepLines/>
-      <w:jc w:val="center"/>
     </w:pPr>
+    <w:rPr>
+      <w:sz w:val="24"/>
+      <w:szCs w:val="24"/>
+    </w:rPr>
   </w:style>
   <w:style w:styleId="Date" w:type="paragraph">
     <w:name w:val="Date"/>
+    <w:basedOn w:val="Title"/>
     <w:next w:val="BodyText"/>
     <w:qFormat/>
     <w:pPr>
       <w:keepNext/>
       <w:keepLines/>
-      <w:jc w:val="center"/>
     </w:pPr>
+    <w:rPr>
+      <w:sz w:val="24"/>
+      <w:szCs w:val="24"/>
+    </w:rPr>
   </w:style>
   <w:style w:customStyle="1" w:styleId="AbstractTitle" w:type="paragraph">
     <w:name w:val="Abstract Title"/>
@@ -4056,7 +4046,6 @@
     </w:pPr>
     <w:rPr>
       <w:b/>
-      <w:color w:val="345A8A"/>
       <w:sz w:val="20"/>
       <w:szCs w:val="20"/>
     </w:rPr>
@@ -4455,13 +4444,6 @@
       </w:tblCellMar>
     </w:tblPr>
     <w:tblStylePr w:type="firstRow">
-      <w:tblPr>
-        <w:jc w:val="left"/>
-        <w:tblInd w:type="dxa" w:w="0"/>
-      </w:tblPr>
-      <w:trPr>
-        <w:jc w:val="left"/>
-      </w:trPr>
       <w:tcPr>
         <w:tcBorders>
           <w:bottom w:val="single"/>

--- a/Bertopic_metrics.docx
+++ b/Bertopic_metrics.docx
@@ -498,13 +498,7 @@
         </m:r>
       </m:oMath>
       <w:r>
-        <w:t xml:space="preserve">.</w:t>
-      </w:r>
-      <w:r>
-        <w:t xml:space="preserve"> </w:t>
-      </w:r>
-      <w:r>
-        <w:t xml:space="preserve">3. Aggregate across topics:</w:t>
+        <w:t xml:space="preserve">. 3. Aggregate across topics:</w:t>
       </w:r>
       <w:r>
         <w:t xml:space="preserve"> </w:t>
@@ -1393,13 +1387,7 @@
         </m:r>
       </m:oMath>
       <w:r>
-        <w:t xml:space="preserve">:</w:t>
-      </w:r>
-      <w:r>
-        <w:t xml:space="preserve"> </w:t>
-      </w:r>
-      <w:r>
-        <w:t xml:space="preserve">-</w:t>
+        <w:t xml:space="preserve">: -</w:t>
       </w:r>
       <w:r>
         <w:t xml:space="preserve"> </w:t>
@@ -1444,13 +1432,7 @@
         <w:t xml:space="preserve"> </w:t>
       </w:r>
       <w:r>
-        <w:t xml:space="preserve">cluster</w:t>
-      </w:r>
-      <w:r>
-        <w:t xml:space="preserve"> </w:t>
-      </w:r>
-      <w:r>
-        <w:t xml:space="preserve">-</w:t>
+        <w:t xml:space="preserve">cluster -</w:t>
       </w:r>
       <w:r>
         <w:t xml:space="preserve"> </w:t>
@@ -2607,13 +2589,7 @@
         <w:t xml:space="preserve">min_cluster_size</w:t>
       </w:r>
       <w:r>
-        <w:t xml:space="preserve">, too few neighbors).</w:t>
-      </w:r>
-      <w:r>
-        <w:t xml:space="preserve"> </w:t>
-      </w:r>
-      <w:r>
-        <w:t xml:space="preserve">- One or two huge clusters → under-clustering or overly aggressive parameters (e.g., very large</w:t>
+        <w:t xml:space="preserve">, too few neighbors). - One or two huge clusters → under-clustering or overly aggressive parameters (e.g., very large</w:t>
       </w:r>
       <w:r>
         <w:t xml:space="preserve"> </w:t>
@@ -3263,17 +3239,7 @@
         </m:r>
       </m:oMath>
       <w:r>
-        <w:rPr>
-          <w:b/>
-          <w:bCs/>
-        </w:rPr>
-        <w:t xml:space="preserve">).</w:t>
-      </w:r>
-      <w:r>
-        <w:t xml:space="preserve"> </w:t>
-      </w:r>
-      <w:r>
-        <w:t xml:space="preserve">Exclude them for silhouette, entropy, and size stats; report the</w:t>
+        <w:t xml:space="preserve">). Exclude them for silhouette, entropy, and size stats; report the</w:t>
       </w:r>
       <w:r>
         <w:t xml:space="preserve"> </w:t>
